--- a/tests/fixtures/tables/wrong_T_1_caption_position.docx
+++ b/tests/fixtures/tables/wrong_T_1_caption_position.docx
@@ -1589,14 +1589,6 @@
         <w:t>Функциональные: загрузка видео или ссылки → извлечение текста (STT) → поиск совпадений в открытых источниках (Google, Wikipedia) → вывод вердикта со ссылками. Нефункциональные: обработка 20-минутного ролика в пределах 1 минуты на локальном GPU; точность распознавания речи не ниже 90%.</w:t>
       </w:r>
     </w:p>
-    <w:p>
-      <w:pPr>
-        <w:jc w:val="right"/>
-      </w:pPr>
-      <w:r>
-        <w:t>Таблица 1</w:t>
-      </w:r>
-    </w:p>
     <w:tbl>
       <w:tblPr>
         <w:tblStyle w:val="af1"/>
@@ -2097,7 +2089,6 @@
                 <w:sz w:val="24"/>
                 <w:szCs w:val="22"/>
               </w:rPr>
-              <w:lastRenderedPageBreak/>
               <w:t>5</w:t>
             </w:r>
           </w:p>
@@ -2191,6 +2182,7 @@
           <w:sz w:val="28"/>
           <w:szCs w:val="28"/>
         </w:rPr>
+        <w:lastRenderedPageBreak/>
         <w:t>2.8. Бюджет</w:t>
       </w:r>
       <w:bookmarkEnd w:id="12"/>
